--- a/VC-2026-015-022_NotaMetodologica.docx
+++ b/VC-2026-015-022_NotaMetodologica.docx
@@ -65,15 +65,7 @@
         <w:t xml:space="preserve">Versión de esta nota: </w:t>
       </w:r>
       <w:r>
-        <w:t xml:space="preserve">v1 · 11 de octubre de 2026 · </w:t>
-      </w:r>
-      <w:r>
-        <w:rPr>
-          <w:b/>
-          <w:bCs/>
-          <w:color w:val="B45309"/>
-        </w:rPr>
-        <w:t xml:space="preserve">pendiente: lectura y confirmación de ambos autores.</w:t>
+        <w:t xml:space="preserve">v2 · 11 de octubre de 2026 · leída y confirmada por ambos autores.</w:t>
       </w:r>
     </w:p>
     <w:p>
@@ -1101,19 +1093,7 @@
                 <w:sz w:val="18"/>
                 <w:szCs w:val="18"/>
               </w:rPr>
-              <w:t xml:space="preserve">T. Castillo; </w:t>
-            </w:r>
-          </w:p>
-          <w:p>
-            <w:r>
-              <w:rPr>
-                <w:b/>
-                <w:bCs/>
-                <w:color w:val="B45309"/>
-                <w:sz w:val="18"/>
-                <w:szCs w:val="18"/>
-              </w:rPr>
-              <w:t xml:space="preserve">revisión en navegador por los autores: pendiente de confirmar</w:t>
+              <w:t xml:space="preserve">T. Castillo aprobó; los autores publicaron la versión el 11 oct. 2026</w:t>
             </w:r>
           </w:p>
         </w:tc>
@@ -1258,7 +1238,7 @@
                 <w:sz w:val="18"/>
                 <w:szCs w:val="18"/>
               </w:rPr>
-              <w:t xml:space="preserve">T. Castillo aprobó cada fase; W. Guerrero: pendiente</w:t>
+              <w:t xml:space="preserve">T. Castillo aprobó cada fase; W. Guerrero revisó y está de acuerdo con el contenido</w:t>
             </w:r>
           </w:p>
         </w:tc>
@@ -1569,7 +1549,7 @@
                 <w:sz w:val="18"/>
                 <w:szCs w:val="18"/>
               </w:rPr>
-              <w:t xml:space="preserve">Versión publicada en tuesman.github.io/tutor-vlsm durante el piloto y la prueba manual</w:t>
+              <w:t xml:space="preserve">Versión usada en el piloto y en la prueba manual; reemplazada el 11 oct. 2026</w:t>
             </w:r>
           </w:p>
         </w:tc>
@@ -1630,19 +1610,7 @@
                 <w:sz w:val="18"/>
                 <w:szCs w:val="18"/>
               </w:rPr>
-              <w:t xml:space="preserve">Versión corregida, usada en las capturas y en la verificación v2. </w:t>
-            </w:r>
-          </w:p>
-          <w:p>
-            <w:r>
-              <w:rPr>
-                <w:b/>
-                <w:bCs/>
-                <w:color w:val="B45309"/>
-                <w:sz w:val="18"/>
-                <w:szCs w:val="18"/>
-              </w:rPr>
-              <w:t xml:space="preserve">Publicación en GitHub Pages: pendiente</w:t>
+              <w:t xml:space="preserve">Versión corregida, usada en las capturas y en la verificación v2. Publicada como index.html en https://tuesman.github.io/tutor-vlsm/ el 11 oct. 2026; se comprobó en línea que incluye las tres correcciones.</w:t>
             </w:r>
           </w:p>
         </w:tc>
@@ -1952,6 +1920,67 @@
           </w:p>
         </w:tc>
       </w:tr>
+      <w:tr>
+        <w:trPr>
+          <w:tblHeader w:val="false"/>
+        </w:trPr>
+        <w:tc>
+          <w:tcPr>
+            <w:tcW w:type="dxa" w:w="4300"/>
+            <w:tcBorders>
+              <w:top w:val="single" w:color="CBD2E0" w:sz="4"/>
+              <w:left w:val="single" w:color="CBD2E0" w:sz="4"/>
+              <w:bottom w:val="single" w:color="CBD2E0" w:sz="4"/>
+              <w:right w:val="single" w:color="CBD2E0" w:sz="4"/>
+            </w:tcBorders>
+            <w:tcMar>
+              <w:top w:type="dxa" w:w="60"/>
+              <w:left w:type="dxa" w:w="90"/>
+              <w:bottom w:type="dxa" w:w="60"/>
+              <w:right w:type="dxa" w:w="90"/>
+            </w:tcMar>
+          </w:tcPr>
+          <w:p>
+            <w:r>
+              <w:rPr>
+                <w:b w:val="false"/>
+                <w:bCs w:val="false"/>
+                <w:sz w:val="18"/>
+                <w:szCs w:val="18"/>
+              </w:rPr>
+              <w:t xml:space="preserve">Repositorio público vibe-coding-proyecto-final</w:t>
+            </w:r>
+          </w:p>
+        </w:tc>
+        <w:tc>
+          <w:tcPr>
+            <w:tcW w:type="dxa" w:w="4726"/>
+            <w:tcBorders>
+              <w:top w:val="single" w:color="CBD2E0" w:sz="4"/>
+              <w:left w:val="single" w:color="CBD2E0" w:sz="4"/>
+              <w:bottom w:val="single" w:color="CBD2E0" w:sz="4"/>
+              <w:right w:val="single" w:color="CBD2E0" w:sz="4"/>
+            </w:tcBorders>
+            <w:tcMar>
+              <w:top w:type="dxa" w:w="60"/>
+              <w:left w:type="dxa" w:w="90"/>
+              <w:bottom w:type="dxa" w:w="60"/>
+              <w:right w:type="dxa" w:w="90"/>
+            </w:tcMar>
+          </w:tcPr>
+          <w:p>
+            <w:r>
+              <w:rPr>
+                <w:b w:val="false"/>
+                <w:bCs w:val="false"/>
+                <w:sz w:val="18"/>
+                <w:szCs w:val="18"/>
+              </w:rPr>
+              <w:t xml:space="preserve">Página del proyecto: https://tuesman.github.io/vibe-coding-proyecto-final/ con los dos videos, las dos presentaciones y esta nota; videos comprobados en línea el 11 oct. 2026</w:t>
+            </w:r>
+          </w:p>
+        </w:tc>
+      </w:tr>
     </w:tbl>
     <w:p>
       <w:pPr>
@@ -2028,15 +2057,7 @@
         <w:t xml:space="preserve">Rol responsable: </w:t>
       </w:r>
       <w:r>
-        <w:t xml:space="preserve">docente de la asignatura de Redes que use el tutor en su curso. </w:t>
-      </w:r>
-      <w:r>
-        <w:rPr>
-          <w:b/>
-          <w:bCs/>
-          <w:color w:val="B45309"/>
-        </w:rPr>
-        <w:t xml:space="preserve">Pendiente: nombre de la persona que acepta el rol.</w:t>
+        <w:t xml:space="preserve">Wilson Fernando Guerrero Álvarez (Universidad UTE), quien acepta el mantenimiento del tutor. Tuesman Castillo mantiene el acceso al repositorio tutor-vlsm en GitHub.</w:t>
       </w:r>
     </w:p>
     <w:p>
@@ -2231,7 +2252,7 @@
         <w:sz w:val="16"/>
         <w:szCs w:val="16"/>
       </w:rPr>
-      <w:t xml:space="preserve">VC-2026-015-022 · Nota metodológica v1 · página </w:t>
+      <w:t xml:space="preserve">VC-2026-015-022 · Nota metodológica v2 · página </w:t>
     </w:r>
     <w:r>
       <w:rPr>
